--- a/B01/Programmieren 2 b01.docx
+++ b/B01/Programmieren 2 b01.docx
@@ -230,6 +230,11 @@
       </w:r>
     </w:p>
     <w:p>
+      <w:r>
+        <w:t>1.</w:t>
+      </w:r>
+    </w:p>
+    <w:p>
       <w:pPr>
         <w:pStyle w:val="Listenabsatz"/>
         <w:numPr>
@@ -322,18 +327,496 @@
       </w:r>
     </w:p>
     <w:p/>
+    <w:p>
+      <w:r>
+        <w:lastRenderedPageBreak/>
+        <w:t>2.</w:t>
+      </w:r>
+      <w:r>
+        <w:tab/>
+      </w:r>
+    </w:p>
+    <w:p>
+      <w:r>
+        <w:drawing>
+          <wp:inline distT="0" distB="0" distL="0" distR="0" wp14:anchorId="6368FB5C" wp14:editId="4D7FF57A">
+            <wp:extent cx="3771900" cy="2843061"/>
+            <wp:effectExtent l="0" t="0" r="0" b="0"/>
+            <wp:docPr id="1435367515" name="Grafik 1"/>
+            <wp:cNvGraphicFramePr>
+              <a:graphicFrameLocks xmlns:a="http://schemas.openxmlformats.org/drawingml/2006/main" noChangeAspect="1"/>
+            </wp:cNvGraphicFramePr>
+            <a:graphic xmlns:a="http://schemas.openxmlformats.org/drawingml/2006/main">
+              <a:graphicData uri="http://schemas.openxmlformats.org/drawingml/2006/picture">
+                <pic:pic xmlns:pic="http://schemas.openxmlformats.org/drawingml/2006/picture">
+                  <pic:nvPicPr>
+                    <pic:cNvPr id="1435367515" name=""/>
+                    <pic:cNvPicPr/>
+                  </pic:nvPicPr>
+                  <pic:blipFill>
+                    <a:blip r:embed="rId6"/>
+                    <a:stretch>
+                      <a:fillRect/>
+                    </a:stretch>
+                  </pic:blipFill>
+                  <pic:spPr>
+                    <a:xfrm>
+                      <a:off x="0" y="0"/>
+                      <a:ext cx="3779172" cy="2848542"/>
+                    </a:xfrm>
+                    <a:prstGeom prst="rect">
+                      <a:avLst/>
+                    </a:prstGeom>
+                  </pic:spPr>
+                </pic:pic>
+              </a:graphicData>
+            </a:graphic>
+          </wp:inline>
+        </w:drawing>
+      </w:r>
+    </w:p>
+    <w:p>
+      <w:r>
+        <w:t xml:space="preserve">Statt den letzten </w:t>
+      </w:r>
+      <w:proofErr w:type="spellStart"/>
+      <w:r>
+        <w:t>commit</w:t>
+      </w:r>
+      <w:proofErr w:type="spellEnd"/>
+      <w:r>
+        <w:t xml:space="preserve"> zu ändern habe ich versehentlich einen neuen </w:t>
+      </w:r>
+      <w:proofErr w:type="spellStart"/>
+      <w:r>
+        <w:t>commit</w:t>
+      </w:r>
+      <w:proofErr w:type="spellEnd"/>
+      <w:r>
+        <w:t xml:space="preserve"> geschrieben und die daten überschrieben. Korrekt ist es die untern genannten befehle auszuführen, um den letzten </w:t>
+      </w:r>
+      <w:proofErr w:type="spellStart"/>
+      <w:r>
+        <w:t>commit</w:t>
+      </w:r>
+      <w:proofErr w:type="spellEnd"/>
+      <w:r>
+        <w:t xml:space="preserve"> zu ändern.</w:t>
+      </w:r>
+    </w:p>
+    <w:p>
+      <w:r>
+        <w:t>-</w:t>
+      </w:r>
+      <w:proofErr w:type="spellStart"/>
+      <w:r>
+        <w:t>git</w:t>
+      </w:r>
+      <w:proofErr w:type="spellEnd"/>
+      <w:r>
+        <w:t xml:space="preserve"> </w:t>
+      </w:r>
+      <w:proofErr w:type="spellStart"/>
+      <w:r>
+        <w:t>add</w:t>
+      </w:r>
+      <w:proofErr w:type="spellEnd"/>
+      <w:r>
+        <w:t xml:space="preserve"> stats.md</w:t>
+      </w:r>
+    </w:p>
+    <w:p>
+      <w:r>
+        <w:t>-</w:t>
+      </w:r>
+      <w:proofErr w:type="spellStart"/>
+      <w:r>
+        <w:t>git</w:t>
+      </w:r>
+      <w:proofErr w:type="spellEnd"/>
+      <w:r>
+        <w:t xml:space="preserve"> </w:t>
+      </w:r>
+      <w:proofErr w:type="spellStart"/>
+      <w:r>
+        <w:t>commit</w:t>
+      </w:r>
+      <w:proofErr w:type="spellEnd"/>
+      <w:r>
+        <w:t xml:space="preserve"> </w:t>
+      </w:r>
+      <w:r>
+        <w:t>--</w:t>
+      </w:r>
+      <w:proofErr w:type="spellStart"/>
+      <w:r>
+        <w:t>amend</w:t>
+      </w:r>
+      <w:proofErr w:type="spellEnd"/>
+    </w:p>
     <w:p/>
     <w:p>
+      <w:r>
+        <w:t>3.</w:t>
+      </w:r>
+    </w:p>
+    <w:p>
+      <w:r>
+        <w:drawing>
+          <wp:inline distT="0" distB="0" distL="0" distR="0" wp14:anchorId="3B43E2C4" wp14:editId="519BAB0B">
+            <wp:extent cx="6608910" cy="1805940"/>
+            <wp:effectExtent l="0" t="0" r="1905" b="3810"/>
+            <wp:docPr id="1480810124" name="Grafik 1"/>
+            <wp:cNvGraphicFramePr>
+              <a:graphicFrameLocks xmlns:a="http://schemas.openxmlformats.org/drawingml/2006/main" noChangeAspect="1"/>
+            </wp:cNvGraphicFramePr>
+            <a:graphic xmlns:a="http://schemas.openxmlformats.org/drawingml/2006/main">
+              <a:graphicData uri="http://schemas.openxmlformats.org/drawingml/2006/picture">
+                <pic:pic xmlns:pic="http://schemas.openxmlformats.org/drawingml/2006/picture">
+                  <pic:nvPicPr>
+                    <pic:cNvPr id="1480810124" name=""/>
+                    <pic:cNvPicPr/>
+                  </pic:nvPicPr>
+                  <pic:blipFill>
+                    <a:blip r:embed="rId7"/>
+                    <a:stretch>
+                      <a:fillRect/>
+                    </a:stretch>
+                  </pic:blipFill>
+                  <pic:spPr>
+                    <a:xfrm>
+                      <a:off x="0" y="0"/>
+                      <a:ext cx="6611964" cy="1806775"/>
+                    </a:xfrm>
+                    <a:prstGeom prst="rect">
+                      <a:avLst/>
+                    </a:prstGeom>
+                  </pic:spPr>
+                </pic:pic>
+              </a:graphicData>
+            </a:graphic>
+          </wp:inline>
+        </w:drawing>
+      </w:r>
+    </w:p>
+    <w:p>
+      <w:r>
+        <w:t>Verwendete Befehle:</w:t>
+      </w:r>
+    </w:p>
+    <w:p>
+      <w:proofErr w:type="spellStart"/>
+      <w:r>
+        <w:t>notepad</w:t>
+      </w:r>
+      <w:proofErr w:type="spellEnd"/>
+      <w:r>
+        <w:t xml:space="preserve"> questlog.md</w:t>
+      </w:r>
+    </w:p>
+    <w:p>
+      <w:proofErr w:type="spellStart"/>
+      <w:r>
+        <w:t>git</w:t>
+      </w:r>
+      <w:proofErr w:type="spellEnd"/>
+      <w:r>
+        <w:t xml:space="preserve"> </w:t>
+      </w:r>
+      <w:proofErr w:type="spellStart"/>
+      <w:r>
+        <w:t>add</w:t>
+      </w:r>
+      <w:proofErr w:type="spellEnd"/>
+      <w:r>
+        <w:t xml:space="preserve"> questlog.md</w:t>
+      </w:r>
+    </w:p>
+    <w:p>
+      <w:proofErr w:type="spellStart"/>
+      <w:r>
+        <w:t>git</w:t>
+      </w:r>
+      <w:proofErr w:type="spellEnd"/>
+      <w:r>
+        <w:t xml:space="preserve"> </w:t>
+      </w:r>
+      <w:proofErr w:type="spellStart"/>
+      <w:r>
+        <w:t>commit</w:t>
+      </w:r>
+      <w:proofErr w:type="spellEnd"/>
+      <w:r>
+        <w:t xml:space="preserve"> -m „tag 04.6“</w:t>
+      </w:r>
+    </w:p>
+    <w:p/>
+    <w:p/>
+    <w:p>
+      <w:r>
+        <w:lastRenderedPageBreak/>
+        <w:t>4.</w:t>
+      </w:r>
+    </w:p>
+    <w:p/>
+    <w:p>
+      <w:r>
+        <w:drawing>
+          <wp:inline distT="0" distB="0" distL="0" distR="0" wp14:anchorId="49624886" wp14:editId="3F131A82">
+            <wp:extent cx="3802380" cy="3907583"/>
+            <wp:effectExtent l="0" t="0" r="7620" b="0"/>
+            <wp:docPr id="139122845" name="Grafik 1"/>
+            <wp:cNvGraphicFramePr>
+              <a:graphicFrameLocks xmlns:a="http://schemas.openxmlformats.org/drawingml/2006/main" noChangeAspect="1"/>
+            </wp:cNvGraphicFramePr>
+            <a:graphic xmlns:a="http://schemas.openxmlformats.org/drawingml/2006/main">
+              <a:graphicData uri="http://schemas.openxmlformats.org/drawingml/2006/picture">
+                <pic:pic xmlns:pic="http://schemas.openxmlformats.org/drawingml/2006/picture">
+                  <pic:nvPicPr>
+                    <pic:cNvPr id="139122845" name=""/>
+                    <pic:cNvPicPr/>
+                  </pic:nvPicPr>
+                  <pic:blipFill>
+                    <a:blip r:embed="rId8"/>
+                    <a:stretch>
+                      <a:fillRect/>
+                    </a:stretch>
+                  </pic:blipFill>
+                  <pic:spPr>
+                    <a:xfrm>
+                      <a:off x="0" y="0"/>
+                      <a:ext cx="3807718" cy="3913069"/>
+                    </a:xfrm>
+                    <a:prstGeom prst="rect">
+                      <a:avLst/>
+                    </a:prstGeom>
+                  </pic:spPr>
+                </pic:pic>
+              </a:graphicData>
+            </a:graphic>
+          </wp:inline>
+        </w:drawing>
+      </w:r>
+    </w:p>
+    <w:p>
+      <w:r>
+        <w:t>An Tag 04.07 habe ich zwei Änderungen von Dateien gleichzeitig eingecheckt.</w:t>
+      </w:r>
+    </w:p>
+    <w:p>
+      <w:r>
+        <w:t>Verwendete Befehle:</w:t>
+      </w:r>
+    </w:p>
+    <w:p>
+      <w:proofErr w:type="spellStart"/>
+      <w:r>
+        <w:t>notepad</w:t>
+      </w:r>
+      <w:proofErr w:type="spellEnd"/>
+      <w:r>
+        <w:t xml:space="preserve"> rucksack.md</w:t>
+      </w:r>
+    </w:p>
+    <w:p>
+      <w:proofErr w:type="spellStart"/>
+      <w:r>
+        <w:t>notepad</w:t>
+      </w:r>
+      <w:proofErr w:type="spellEnd"/>
+      <w:r>
+        <w:t xml:space="preserve"> stats.md</w:t>
+      </w:r>
+    </w:p>
+    <w:p>
+      <w:proofErr w:type="spellStart"/>
+      <w:r>
+        <w:t>notepad</w:t>
+      </w:r>
+      <w:proofErr w:type="spellEnd"/>
+      <w:r>
+        <w:t xml:space="preserve"> questlog.md</w:t>
+      </w:r>
+    </w:p>
+    <w:p>
+      <w:proofErr w:type="spellStart"/>
+      <w:r>
+        <w:t>git</w:t>
+      </w:r>
+      <w:proofErr w:type="spellEnd"/>
+      <w:r>
+        <w:t xml:space="preserve"> </w:t>
+      </w:r>
+      <w:proofErr w:type="spellStart"/>
+      <w:proofErr w:type="gramStart"/>
+      <w:r>
+        <w:t>add</w:t>
+      </w:r>
+      <w:proofErr w:type="spellEnd"/>
+      <w:r>
+        <w:t xml:space="preserve"> .</w:t>
+      </w:r>
+      <w:proofErr w:type="gramEnd"/>
+    </w:p>
+    <w:p>
+      <w:proofErr w:type="spellStart"/>
+      <w:r>
+        <w:t>git</w:t>
+      </w:r>
+      <w:proofErr w:type="spellEnd"/>
+      <w:r>
+        <w:t xml:space="preserve"> </w:t>
+      </w:r>
+      <w:proofErr w:type="spellStart"/>
+      <w:r>
+        <w:t>commit</w:t>
+      </w:r>
+      <w:proofErr w:type="spellEnd"/>
+      <w:r>
+        <w:t xml:space="preserve"> -</w:t>
+      </w:r>
+      <w:proofErr w:type="spellStart"/>
+      <w:r>
+        <w:t>m"tag</w:t>
+      </w:r>
+      <w:proofErr w:type="spellEnd"/>
+      <w:r>
+        <w:t xml:space="preserve"> 04.7"</w:t>
+      </w:r>
+    </w:p>
+    <w:p/>
+    <w:p/>
+    <w:p/>
+    <w:p/>
+    <w:p/>
+    <w:p/>
+    <w:p/>
+    <w:p>
+      <w:r>
+        <w:lastRenderedPageBreak/>
+        <w:t>5.</w:t>
+      </w:r>
+    </w:p>
+    <w:p>
+      <w:r>
+        <w:drawing>
+          <wp:inline distT="0" distB="0" distL="0" distR="0" wp14:anchorId="6FF3DF2F" wp14:editId="7E327A8F">
+            <wp:extent cx="4480560" cy="3315970"/>
+            <wp:effectExtent l="0" t="0" r="0" b="0"/>
+            <wp:docPr id="25947649" name="Grafik 1"/>
+            <wp:cNvGraphicFramePr>
+              <a:graphicFrameLocks xmlns:a="http://schemas.openxmlformats.org/drawingml/2006/main" noChangeAspect="1"/>
+            </wp:cNvGraphicFramePr>
+            <a:graphic xmlns:a="http://schemas.openxmlformats.org/drawingml/2006/main">
+              <a:graphicData uri="http://schemas.openxmlformats.org/drawingml/2006/picture">
+                <pic:pic xmlns:pic="http://schemas.openxmlformats.org/drawingml/2006/picture">
+                  <pic:nvPicPr>
+                    <pic:cNvPr id="25947649" name=""/>
+                    <pic:cNvPicPr/>
+                  </pic:nvPicPr>
+                  <pic:blipFill>
+                    <a:blip r:embed="rId9"/>
+                    <a:stretch>
+                      <a:fillRect/>
+                    </a:stretch>
+                  </pic:blipFill>
+                  <pic:spPr>
+                    <a:xfrm>
+                      <a:off x="0" y="0"/>
+                      <a:ext cx="4485303" cy="3319480"/>
+                    </a:xfrm>
+                    <a:prstGeom prst="rect">
+                      <a:avLst/>
+                    </a:prstGeom>
+                  </pic:spPr>
+                </pic:pic>
+              </a:graphicData>
+            </a:graphic>
+          </wp:inline>
+        </w:drawing>
+      </w:r>
+    </w:p>
+    <w:p>
+      <w:r>
+        <w:t>Verwendete Befehle:</w:t>
+      </w:r>
+    </w:p>
+    <w:p>
+      <w:proofErr w:type="spellStart"/>
+      <w:r>
+        <w:t>notepad</w:t>
+      </w:r>
+      <w:proofErr w:type="spellEnd"/>
+      <w:r>
+        <w:t xml:space="preserve"> gear.md</w:t>
+      </w:r>
+    </w:p>
+    <w:p>
+      <w:proofErr w:type="spellStart"/>
+      <w:r>
+        <w:t>notepad</w:t>
+      </w:r>
+      <w:proofErr w:type="spellEnd"/>
+      <w:r>
+        <w:t xml:space="preserve"> stats.md</w:t>
+      </w:r>
+    </w:p>
+    <w:p>
+      <w:proofErr w:type="spellStart"/>
+      <w:r>
+        <w:t>git</w:t>
+      </w:r>
+      <w:proofErr w:type="spellEnd"/>
+      <w:r>
+        <w:t xml:space="preserve"> </w:t>
+      </w:r>
+      <w:proofErr w:type="gramStart"/>
+      <w:r>
+        <w:t>add .</w:t>
+      </w:r>
+      <w:proofErr w:type="gramEnd"/>
+    </w:p>
+    <w:p>
+      <w:proofErr w:type="spellStart"/>
+      <w:r>
+        <w:t>git</w:t>
+      </w:r>
+      <w:proofErr w:type="spellEnd"/>
+      <w:r>
+        <w:t xml:space="preserve"> </w:t>
+      </w:r>
+      <w:proofErr w:type="spellStart"/>
+      <w:r>
+        <w:t>commit</w:t>
+      </w:r>
+      <w:proofErr w:type="spellEnd"/>
+      <w:r>
+        <w:t xml:space="preserve"> -</w:t>
+      </w:r>
+      <w:proofErr w:type="spellStart"/>
+      <w:r>
+        <w:t>m"tag</w:t>
+      </w:r>
+      <w:proofErr w:type="spellEnd"/>
+      <w:r>
+        <w:t xml:space="preserve"> 04.8"</w:t>
+      </w:r>
+    </w:p>
+    <w:p/>
+    <w:p/>
+    <w:p>
       <w:pPr>
         <w:pStyle w:val="berschrift2"/>
       </w:pPr>
       <w:r>
-        <w:lastRenderedPageBreak/>
         <w:t>Commit Meldungen</w:t>
       </w:r>
     </w:p>
     <w:p>
       <w:r>
+        <w:rPr>
+          <w:noProof/>
+        </w:rPr>
         <w:drawing>
           <wp:inline distT="0" distB="0" distL="0" distR="0" wp14:anchorId="522938C7" wp14:editId="59B79DC8">
             <wp:extent cx="2817931" cy="2428875"/>
@@ -350,7 +833,7 @@
                     <pic:cNvPicPr/>
                   </pic:nvPicPr>
                   <pic:blipFill rotWithShape="1">
-                    <a:blip r:embed="rId6"/>
+                    <a:blip r:embed="rId10"/>
                     <a:srcRect r="75000"/>
                     <a:stretch>
                       <a:fillRect/>
@@ -382,6 +865,7 @@
     </w:p>
     <w:p>
       <w:r>
+        <w:lastRenderedPageBreak/>
         <w:t xml:space="preserve">Ich </w:t>
       </w:r>
       <w:proofErr w:type="gramStart"/>
@@ -536,7 +1020,9 @@
     <w:p/>
     <w:p>
       <w:r>
-        <w:lastRenderedPageBreak/>
+        <w:rPr>
+          <w:noProof/>
+        </w:rPr>
         <w:drawing>
           <wp:inline distT="0" distB="0" distL="0" distR="0" wp14:anchorId="46ACAB0A" wp14:editId="2D15FA69">
             <wp:extent cx="3845400" cy="2905125"/>
@@ -553,7 +1039,7 @@
                     <pic:cNvPicPr/>
                   </pic:nvPicPr>
                   <pic:blipFill>
-                    <a:blip r:embed="rId7"/>
+                    <a:blip r:embed="rId11"/>
                     <a:stretch>
                       <a:fillRect/>
                     </a:stretch>
@@ -723,6 +1209,7 @@
     <w:p/>
     <w:p>
       <w:r>
+        <w:lastRenderedPageBreak/>
         <w:t xml:space="preserve">Das Projekt besitzt </w:t>
       </w:r>
       <w:proofErr w:type="spellStart"/>
@@ -943,7 +1430,6 @@
     <w:p/>
     <w:p>
       <w:r>
-        <w:lastRenderedPageBreak/>
         <w:t>Verschieden Tasks können gesteuert werden, indem man in der IDE nach rechts mit der Maus navigiert und das Gradle Fenster öffnet. Dort können einfach diverse Tasks per Mausklick ausgeführt werden.</w:t>
       </w:r>
       <w:r>
@@ -1000,6 +1486,9 @@
     </w:p>
     <w:p>
       <w:r>
+        <w:rPr>
+          <w:noProof/>
+        </w:rPr>
         <w:drawing>
           <wp:inline distT="0" distB="0" distL="0" distR="0" wp14:anchorId="577E0543" wp14:editId="487B3E1C">
             <wp:extent cx="5760720" cy="3062605"/>
@@ -1016,7 +1505,7 @@
                     <pic:cNvPicPr/>
                   </pic:nvPicPr>
                   <pic:blipFill>
-                    <a:blip r:embed="rId8"/>
+                    <a:blip r:embed="rId12"/>
                     <a:stretch>
                       <a:fillRect/>
                     </a:stretch>
@@ -1060,6 +1549,10 @@
     </w:p>
     <w:p>
       <w:r>
+        <w:rPr>
+          <w:noProof/>
+        </w:rPr>
+        <w:lastRenderedPageBreak/>
         <w:drawing>
           <wp:inline distT="0" distB="0" distL="0" distR="0" wp14:anchorId="25BA3435" wp14:editId="5D87D49B">
             <wp:extent cx="5760720" cy="3006725"/>
@@ -1076,7 +1569,7 @@
                     <pic:cNvPicPr/>
                   </pic:nvPicPr>
                   <pic:blipFill>
-                    <a:blip r:embed="rId9"/>
+                    <a:blip r:embed="rId13"/>
                     <a:stretch>
                       <a:fillRect/>
                     </a:stretch>
@@ -2225,6 +2718,7 @@
   <w:style w:type="character" w:default="1" w:styleId="Absatz-Standardschriftart">
     <w:name w:val="Default Paragraph Font"/>
     <w:uiPriority w:val="1"/>
+    <w:semiHidden/>
     <w:unhideWhenUsed/>
   </w:style>
   <w:style w:type="table" w:default="1" w:styleId="NormaleTabelle">
